--- a/docs/evidence/T29-selected.docx
+++ b/docs/evidence/T29-selected.docx
@@ -33,7 +33,7 @@
         <w:spacing w:after="130"/>
       </w:pPr>
       <w:r>
-        <w:t xml:space="preserve">项目 悬臂杆工程计算书基线；项目 ID project_0767aaac-6303-4677-9789-1ed442a04855</w:t>
+        <w:t xml:space="preserve">项目 悬臂杆工程计算书基线；项目 ID project_0040b370-3b39-4aa7-a1c4-3c9dab307446</w:t>
       </w:r>
     </w:p>
     <w:p>
@@ -41,7 +41,7 @@
         <w:spacing w:after="130"/>
       </w:pPr>
       <w:r>
-        <w:t xml:space="preserve">分析 ID analysis_369f5b5b-7024-457a-b0ba-964310e9318a；输入修订 R11；状态 已完成</w:t>
+        <w:t xml:space="preserve">分析 ID analysis_0a00ca0b-91f0-45cf-83dd-42a04c8e7755；输入修订 R11；状态 已完成</w:t>
       </w:r>
     </w:p>
     <w:p>
@@ -49,7 +49,7 @@
         <w:spacing w:after="130"/>
       </w:pPr>
       <w:r>
-        <w:t xml:space="preserve">分析时间 2026-10-02T13:51:49.129Z；报告生成时间 2026-10-02T13:51:51.471Z（ISO 8601）</w:t>
+        <w:t xml:space="preserve">分析时间 2026-10-03T05:51:57.860Z；报告生成时间 2026-10-03T05:52:00.650Z（ISO 8601）</w:t>
       </w:r>
     </w:p>
     <w:p>
@@ -5798,7 +5798,7 @@
         <w:spacing w:after="130"/>
       </w:pPr>
       <w:r>
-        <w:t xml:space="preserve">正文来源分析 analysis_369f5b5b-7024-457a-b0ba-964310e9318a；输入修订 R11；CB1 · 恒载与反向横载 · 用户定义组合。</w:t>
+        <w:t xml:space="preserve">正文来源分析 analysis_0a00ca0b-91f0-45cf-83dd-42a04c8e7755；输入修订 R11；CB1 · 恒载与反向横载 · 用户定义组合。</w:t>
       </w:r>
     </w:p>
     <w:p>
@@ -5840,7 +5840,7 @@
         <w:spacing w:after="130"/>
       </w:pPr>
       <w:r>
-        <w:t xml:space="preserve">按冻结输入重建 · 分析 analysis_369f5b5b-7024-457a-b0ba-964310e9318a；位移与杆端力来自该分析的已保存结果。</w:t>
+        <w:t xml:space="preserve">按冻结输入重建 · 分析 analysis_0a00ca0b-91f0-45cf-83dd-42a04c8e7755；位移与杆端力来自该分析的已保存结果。</w:t>
       </w:r>
     </w:p>
     <w:p>
@@ -24422,7 +24422,7 @@
         <w:spacing w:after="130"/>
       </w:pPr>
       <w:r>
-        <w:t xml:space="preserve">本次运行实际快照 · 分析 analysis_369f5b5b-7024-457a-b0ba-964310e9318a</w:t>
+        <w:t xml:space="preserve">本次运行实际快照 · 分析 analysis_0a00ca0b-91f0-45cf-83dd-42a04c8e7755</w:t>
       </w:r>
     </w:p>
     <w:p>

--- a/docs/evidence/T29-selected.docx
+++ b/docs/evidence/T29-selected.docx
@@ -33,7 +33,7 @@
         <w:spacing w:after="130"/>
       </w:pPr>
       <w:r>
-        <w:t xml:space="preserve">项目 悬臂杆工程计算书基线；项目 ID project_0040b370-3b39-4aa7-a1c4-3c9dab307446</w:t>
+        <w:t xml:space="preserve">项目 悬臂杆工程计算书基线；项目 ID project_4d442ea5-9a21-4dbb-b84f-ff1b2812a2ec</w:t>
       </w:r>
     </w:p>
     <w:p>
@@ -41,7 +41,7 @@
         <w:spacing w:after="130"/>
       </w:pPr>
       <w:r>
-        <w:t xml:space="preserve">分析 ID analysis_0a00ca0b-91f0-45cf-83dd-42a04c8e7755；输入修订 R11；状态 已完成</w:t>
+        <w:t xml:space="preserve">分析 ID analysis_71812c7b-5ee3-43d3-ac6b-edb8cd72de2e；输入修订 R11；状态 已完成</w:t>
       </w:r>
     </w:p>
     <w:p>
@@ -49,7 +49,15 @@
         <w:spacing w:after="130"/>
       </w:pPr>
       <w:r>
-        <w:t xml:space="preserve">分析时间 2026-10-03T05:51:57.860Z；报告生成时间 2026-10-03T05:52:00.650Z（ISO 8601）</w:t>
+        <w:t xml:space="preserve">分析时间 2026-10-05T07:07:59.362Z；报告生成时间 2026-10-05T07:08:02.637Z（ISO 8601）</w:t>
+      </w:r>
+    </w:p>
+    <w:p>
+      <w:pPr>
+        <w:spacing w:after="130"/>
+      </w:pPr>
+      <w:r>
+        <w:t xml:space="preserve">历史结果未保存服务运行阶段；不重建或推测原始阶段时间。</w:t>
       </w:r>
     </w:p>
     <w:p>
@@ -5798,7 +5806,7 @@
         <w:spacing w:after="130"/>
       </w:pPr>
       <w:r>
-        <w:t xml:space="preserve">正文来源分析 analysis_0a00ca0b-91f0-45cf-83dd-42a04c8e7755；输入修订 R11；CB1 · 恒载与反向横载 · 用户定义组合。</w:t>
+        <w:t xml:space="preserve">正文来源分析 analysis_71812c7b-5ee3-43d3-ac6b-edb8cd72de2e；输入修订 R11；CB1 · 恒载与反向横载 · 用户定义组合。</w:t>
       </w:r>
     </w:p>
     <w:p>
@@ -5840,7 +5848,7 @@
         <w:spacing w:after="130"/>
       </w:pPr>
       <w:r>
-        <w:t xml:space="preserve">按冻结输入重建 · 分析 analysis_0a00ca0b-91f0-45cf-83dd-42a04c8e7755；位移与杆端力来自该分析的已保存结果。</w:t>
+        <w:t xml:space="preserve">按冻结输入重建 · 分析 analysis_71812c7b-5ee3-43d3-ac6b-edb8cd72de2e；位移与杆端力来自该分析的已保存结果。</w:t>
       </w:r>
     </w:p>
     <w:p>
@@ -24422,7 +24430,7 @@
         <w:spacing w:after="130"/>
       </w:pPr>
       <w:r>
-        <w:t xml:space="preserve">本次运行实际快照 · 分析 analysis_0a00ca0b-91f0-45cf-83dd-42a04c8e7755</w:t>
+        <w:t xml:space="preserve">本次运行实际快照 · 分析 analysis_71812c7b-5ee3-43d3-ac6b-edb8cd72de2e</w:t>
       </w:r>
     </w:p>
     <w:p>
